--- a/HTML_Notes.docx
+++ b/HTML_Notes.docx
@@ -2992,14 +2992,25 @@
           <w:b/>
           <w:bCs/>
           <w:color w:val="000000" w:themeColor="text1"/>
-        </w:rPr>
-        <w:t>Used to submit form data</w:t>
-      </w:r>
-      <w:r>
-        <w:rPr>
-          <w:b/>
-          <w:bCs/>
-          <w:color w:val="000000" w:themeColor="text1"/>
+          <w:highlight w:val="yellow"/>
+        </w:rPr>
+        <w:t xml:space="preserve">Used to submit form data </w:t>
+      </w:r>
+      <w:r>
+        <w:rPr>
+          <w:b/>
+          <w:bCs/>
+          <w:color w:val="000000" w:themeColor="text1"/>
+          <w:highlight w:val="yellow"/>
+        </w:rPr>
+        <w:sym w:font="Wingdings" w:char="F0E0"/>
+      </w:r>
+      <w:r>
+        <w:rPr>
+          <w:b/>
+          <w:bCs/>
+          <w:color w:val="000000" w:themeColor="text1"/>
+          <w:highlight w:val="yellow"/>
         </w:rPr>
         <w:t xml:space="preserve"> </w:t>
       </w:r>
@@ -3007,23 +3018,8 @@
         <w:rPr>
           <w:b/>
           <w:bCs/>
-          <w:color w:val="000000" w:themeColor="text1"/>
-        </w:rPr>
-        <w:sym w:font="Wingdings" w:char="F0E0"/>
-      </w:r>
-      <w:r>
-        <w:rPr>
-          <w:b/>
-          <w:bCs/>
-          <w:color w:val="000000" w:themeColor="text1"/>
-        </w:rPr>
-        <w:t xml:space="preserve"> </w:t>
-      </w:r>
-      <w:r>
-        <w:rPr>
-          <w:b/>
-          <w:bCs/>
-          <w:color w:val="4472C4" w:themeColor="accent1"/>
+          <w:color w:val="4472C4" w:themeColor="accent1"/>
+          <w:highlight w:val="yellow"/>
         </w:rPr>
         <w:t>&lt;input type="submit"&gt;</w:t>
       </w:r>
